--- a/legal/term-sheet-pj-offner.docx
+++ b/legal/term-sheet-pj-offner.docx
@@ -655,7 +655,7 @@
                 <w:sz w:val="19"/>
                 <w:szCs w:val="19"/>
               </w:rPr>
-              <w:t xml:space="preserve">Disbursements</w:t>
+              <w:t xml:space="preserve">Costs and expenses</w:t>
             </w:r>
           </w:p>
         </w:tc>
@@ -677,31 +677,22 @@
             <w:r>
               <w:rPr>
                 <w:rFonts w:ascii="Calibri" w:cs="Calibri" w:eastAsia="Calibri" w:hAnsi="Calibri"/>
-                <w:color w:val="1A1A1A"/>
-                <w:sz w:val="19"/>
-                <w:szCs w:val="19"/>
-              </w:rPr>
-              <w:t xml:space="preserve">The Company reimburses PJ, at cost and against invoice, for third-party costs properly incurred on the project — typeface licences, stock imagery, printing, proofs and couriers — up to </w:t>
-            </w:r>
-            <w:r>
-              <w:rPr>
-                <w:rFonts w:ascii="Calibri" w:cs="Calibri" w:eastAsia="Calibri" w:hAnsi="Calibri"/>
                 <w:b/>
                 <w:bCs/>
                 <w:color w:val="1A1A1A"/>
                 <w:sz w:val="19"/>
                 <w:szCs w:val="19"/>
               </w:rPr>
-              <w:t xml:space="preserve">R25,000</w:t>
-            </w:r>
-            <w:r>
-              <w:rPr>
-                <w:rFonts w:ascii="Calibri" w:cs="Calibri" w:eastAsia="Calibri" w:hAnsi="Calibri"/>
-                <w:color w:val="1A1A1A"/>
-                <w:sz w:val="19"/>
-                <w:szCs w:val="19"/>
-              </w:rPr>
-              <w:t xml:space="preserve">. Anything above that needs written approval first.</w:t>
+              <w:t xml:space="preserve">PJ carries his own costs.</w:t>
+            </w:r>
+            <w:r>
+              <w:rPr>
+                <w:rFonts w:ascii="Calibri" w:cs="Calibri" w:eastAsia="Calibri" w:hAnsi="Calibri"/>
+                <w:color w:val="1A1A1A"/>
+                <w:sz w:val="19"/>
+                <w:szCs w:val="19"/>
+              </w:rPr>
+              <w:t xml:space="preserve"> The Company does not reimburse disbursements — typeface licences, stock imagery, proofs, printing or couriers. Those are for PJ's account.</w:t>
             </w:r>
           </w:p>
         </w:tc>
@@ -2416,7 +2407,7 @@
           <w:sz w:val="20"/>
           <w:szCs w:val="20"/>
         </w:rPr>
-        <w:t xml:space="preserve">Every typeface, image, illustration and asset used is licensed for commercial use, for packaging and unlimited print runs, and that licence is transferable to the Company. Font licensing for packaging is a genuine trap and this is where it gets caught.</w:t>
+        <w:t xml:space="preserve">Every typeface, image, illustration and asset used is licensed for commercial use, for packaging and unlimited print runs, and that licence is transferable to the Company — at PJ's cost. Font licensing for packaging is a genuine trap and this is where it gets caught.</w:t>
       </w:r>
     </w:p>
     <w:p>

--- a/legal/term-sheet-pj-offner.docx
+++ b/legal/term-sheet-pj-offner.docx
@@ -1240,7 +1240,7 @@
                 <w:sz w:val="19"/>
                 <w:szCs w:val="19"/>
               </w:rPr>
-              <w:t xml:space="preserve">3 weeks</w:t>
+              <w:t xml:space="preserve">2 weeks</w:t>
             </w:r>
           </w:p>
         </w:tc>
@@ -1301,7 +1301,7 @@
                 <w:sz w:val="19"/>
                 <w:szCs w:val="19"/>
               </w:rPr>
-              <w:t xml:space="preserve">2 weeks</w:t>
+              <w:t xml:space="preserve">1 week</w:t>
             </w:r>
           </w:p>
         </w:tc>
@@ -1360,7 +1360,7 @@
                 <w:sz w:val="19"/>
                 <w:szCs w:val="19"/>
               </w:rPr>
-              <w:t xml:space="preserve">4 weeks</w:t>
+              <w:t xml:space="preserve">3 weeks</w:t>
             </w:r>
           </w:p>
         </w:tc>
@@ -1480,7 +1480,7 @@
                 <w:sz w:val="19"/>
                 <w:szCs w:val="19"/>
               </w:rPr>
-              <w:t xml:space="preserve">~11 weeks</w:t>
+              <w:t xml:space="preserve">8 weeks</w:t>
             </w:r>
           </w:p>
         </w:tc>

--- a/legal/term-sheet-pj-offner.docx
+++ b/legal/term-sheet-pj-offner.docx
@@ -861,7 +861,7 @@
           <w:sz w:val="20"/>
           <w:szCs w:val="20"/>
         </w:rPr>
-        <w:t xml:space="preserve"> — primary wordmark and secondary lockup; a brand mark that works standalone at 8mm; colour palette including a flavour-coding system for three SKUs with room for two more; typography; illustration style with one fully worked hero illustration plus supporting assets.</w:t>
+        <w:t xml:space="preserve"> — primary wordmark and secondary lockup; a brand mark that works standalone at 8mm; colour palette including a flavour-coding system covering five SKUs; typography; illustration style with one fully worked hero illustration plus supporting assets.</w:t>
       </w:r>
     </w:p>
     <w:p>
@@ -886,7 +886,27 @@
           <w:sz w:val="20"/>
           <w:szCs w:val="20"/>
         </w:rPr>
-        <w:t xml:space="preserve"> — tin artwork (lid, base, sides) for three flavours to the supplier's dieline; display box artwork; shipper carton markings.</w:t>
+        <w:t xml:space="preserve"> — tin artwork (lid, base, sides) for the launch flavour, strong peppermint, to the supplier's dieline (96 x 61.5 x 21 mm); display box artwork; shipper carton markings. The Company launches with one flavour, so the deliverable is one set of tin artwork </w:t>
+      </w:r>
+      <w:r>
+        <w:rPr>
+          <w:rFonts w:ascii="Calibri" w:cs="Calibri" w:eastAsia="Calibri" w:hAnsi="Calibri"/>
+          <w:b/>
+          <w:bCs/>
+          <w:color w:val="1A1A1A"/>
+          <w:sz w:val="20"/>
+          <w:szCs w:val="20"/>
+        </w:rPr>
+        <w:t xml:space="preserve">plus a flavour-coding system that lets further flavours be applied without redesigning the identity</w:t>
+      </w:r>
+      <w:r>
+        <w:rPr>
+          <w:rFonts w:ascii="Calibri" w:cs="Calibri" w:eastAsia="Calibri" w:hAnsi="Calibri"/>
+          <w:color w:val="1A1A1A"/>
+          <w:sz w:val="20"/>
+          <w:szCs w:val="20"/>
+        </w:rPr>
+        <w:t xml:space="preserve">. Artwork for additional flavours, when the Company adds them, is separate paid work under clause 9.</w:t>
       </w:r>
     </w:p>
     <w:p>
